--- a/test-output/test_contract.docx
+++ b/test-output/test_contract.docx
@@ -37,10 +37,7 @@
       </w:pPr>
       <w:r>
         <w:rPr>
-          <w:rFonts w:ascii="ＭＳ Ｐゴシック" w:eastAsia="ＭＳ Ｐゴシック" w:hAnsi="ＭＳ Ｐゴシック" w:cs="Arial" w:hint="eastAsia"/>
-          <w:color w:val="000000"/>
-          <w:sz w:val="22"/>
-          <w:szCs w:val="22"/>
+          <w:rFonts w:asciiTheme="minorHAnsi" w:eastAsiaTheme="minorHAnsi" w:hAnsiTheme="minorHAnsi" w:cs="ＭＳ Ｐ明朝" w:hint="eastAsia"/>
         </w:rPr>
         <w:t xml:space="preserve">テスト株式会社</w:t>
       </w:r>
@@ -1788,56 +1785,7 @@
           <w:rFonts w:asciiTheme="minorHAnsi" w:eastAsiaTheme="minorHAnsi" w:hAnsiTheme="minorHAnsi" w:cs="ＭＳ Ｐ明朝" w:hint="eastAsia"/>
           <w:lang w:eastAsia="zh-CN"/>
         </w:rPr>
-        <w:t>令和</w:t>
-      </w:r>
-      <w:r>
-        <w:rPr>
-          <w:rFonts w:asciiTheme="minorHAnsi" w:eastAsiaTheme="minorHAnsi" w:hAnsiTheme="minorHAnsi" w:cs="ＭＳ Ｐ明朝" w:hint="eastAsia"/>
-          <w:lang w:eastAsia="zh-CN"/>
-        </w:rPr>
-        <w:t>7</w:t>
-      </w:r>
-      <w:r>
-        <w:rPr>
-          <w:rFonts w:asciiTheme="minorHAnsi" w:eastAsiaTheme="minorHAnsi" w:hAnsiTheme="minorHAnsi" w:cs="ＭＳ Ｐ明朝" w:hint="eastAsia"/>
-          <w:lang w:eastAsia="zh-CN"/>
-        </w:rPr>
-        <w:t>年</w:t>
-      </w:r>
-      <w:r>
-        <w:rPr>
-          <w:rFonts w:asciiTheme="minorHAnsi" w:eastAsiaTheme="minorHAnsi" w:hAnsiTheme="minorHAnsi" w:cs="ＭＳ Ｐ明朝" w:hint="eastAsia"/>
-          <w:lang w:eastAsia="zh-CN"/>
-        </w:rPr>
-        <w:t>1</w:t>
-      </w:r>
-      <w:r>
-        <w:rPr>
-          <w:rFonts w:asciiTheme="minorHAnsi" w:eastAsiaTheme="minorHAnsi" w:hAnsiTheme="minorHAnsi" w:cs="ＭＳ Ｐ明朝" w:hint="eastAsia"/>
-          <w:lang w:eastAsia="zh-CN"/>
-        </w:rPr>
-        <w:t>2</w:t>
-      </w:r>
-      <w:r>
-        <w:rPr>
-          <w:rFonts w:asciiTheme="minorHAnsi" w:eastAsiaTheme="minorHAnsi" w:hAnsiTheme="minorHAnsi" w:cs="ＭＳ Ｐ明朝"/>
-          <w:lang w:eastAsia="zh-CN"/>
-        </w:rPr>
-        <w:t>月</w:t>
-      </w:r>
-      <w:r>
-        <w:rPr>
-          <w:rFonts w:asciiTheme="minorHAnsi" w:eastAsiaTheme="minorHAnsi" w:hAnsiTheme="minorHAnsi" w:cs="ＭＳ Ｐ明朝" w:hint="eastAsia"/>
-          <w:lang w:eastAsia="zh-CN"/>
-        </w:rPr>
-        <w:t>16</w:t>
-      </w:r>
-      <w:r>
-        <w:rPr>
-          <w:rFonts w:asciiTheme="minorHAnsi" w:eastAsiaTheme="minorHAnsi" w:hAnsiTheme="minorHAnsi" w:cs="ＭＳ Ｐ明朝" w:hint="eastAsia"/>
-          <w:lang w:eastAsia="zh-CN"/>
-        </w:rPr>
-        <w:t>日</w:t>
+        <w:t/>
       </w:r>
     </w:p>
     <w:p>
@@ -1920,7 +1868,7 @@
         <w:ind w:left="3543"/>
         <w:rPr>
           <w:rFonts w:asciiTheme="minorHAnsi" w:eastAsiaTheme="minorHAnsi" w:hAnsiTheme="minorHAnsi" w:cs="ＭＳ Ｐ明朝"/>
-          <w:lang w:eastAsia="zh-CN"/>
+          <w:lang w:eastAsia="zh-TW"/>
         </w:rPr>
       </w:pPr>
       <w:r>
@@ -1935,7 +1883,7 @@
           <w:rFonts w:asciiTheme="minorHAnsi" w:eastAsiaTheme="minorHAnsi" w:hAnsiTheme="minorHAnsi" w:hint="eastAsia"/>
           <w:color w:val="212529"/>
           <w:shd w:val="clear" w:color="auto" w:fill="FFFFFF"/>
-          <w:lang w:eastAsia="zh-CN"/>
+          <w:lang w:eastAsia="zh-TW"/>
         </w:rPr>
         <w:t xml:space="preserve">テスト株式会社</w:t>
       </w:r>
@@ -1974,7 +1922,7 @@
       <w:pPr>
         <w:ind w:left="3543"/>
         <w:rPr>
-          <w:rFonts w:asciiTheme="minorHAnsi" w:eastAsiaTheme="minorHAnsi" w:hAnsiTheme="minorHAnsi" w:cs="ＭＳ Ｐ明朝" w:hint="eastAsia"/>
+          <w:rFonts w:asciiTheme="minorHAnsi" w:eastAsiaTheme="minorHAnsi" w:hAnsiTheme="minorHAnsi" w:cs="ＭＳ Ｐ明朝"/>
           <w:color w:val="000000"/>
           <w:lang w:eastAsia="zh-TW"/>
         </w:rPr>
@@ -3625,6 +3573,7 @@
   <w:style w:type="character" w:default="1" w:styleId="a0">
     <w:name w:val="Default Paragraph Font"/>
     <w:uiPriority w:val="1"/>
+    <w:semiHidden/>
     <w:unhideWhenUsed/>
   </w:style>
   <w:style w:type="table" w:default="1" w:styleId="a1">
